--- a/Configuration Manual/VNM Direct Dirve Conguration Manual.docx
+++ b/Configuration Manual/VNM Direct Dirve Conguration Manual.docx
@@ -96,7 +96,31 @@
           <w:sz w:val="26"/>
           <w:szCs w:val="26"/>
         </w:rPr>
-        <w:t>VNM SIMULATION., JSC</w:t>
+        <w:t xml:space="preserve">VNM </w:t>
+      </w:r>
+      <w:proofErr w:type="gramStart"/>
+      <w:r>
+        <w:rPr>
+          <w:rFonts w:ascii="Times New Roman" w:eastAsia="Times New Roman" w:hAnsi="Times New Roman" w:cs="Times New Roman"/>
+          <w:b/>
+          <w:bCs/>
+          <w:kern w:val="36"/>
+          <w:sz w:val="26"/>
+          <w:szCs w:val="26"/>
+        </w:rPr>
+        <w:t>SIMULATION.,</w:t>
+      </w:r>
+      <w:proofErr w:type="gramEnd"/>
+      <w:r>
+        <w:rPr>
+          <w:rFonts w:ascii="Times New Roman" w:eastAsia="Times New Roman" w:hAnsi="Times New Roman" w:cs="Times New Roman"/>
+          <w:b/>
+          <w:bCs/>
+          <w:kern w:val="36"/>
+          <w:sz w:val="26"/>
+          <w:szCs w:val="26"/>
+        </w:rPr>
+        <w:t xml:space="preserve"> JSC</w:t>
       </w:r>
       <w:bookmarkEnd w:id="0"/>
     </w:p>
@@ -256,7 +280,25 @@
           <w:sz w:val="26"/>
           <w:szCs w:val="26"/>
         </w:rPr>
-        <w:t>In the manual the UI uses the black theme. User can change the theme.</w:t>
+        <w:t xml:space="preserve">In the manual the UI uses the black theme. </w:t>
+      </w:r>
+      <w:proofErr w:type="gramStart"/>
+      <w:r>
+        <w:rPr>
+          <w:rFonts w:ascii="Times New Roman" w:hAnsi="Times New Roman" w:cs="Times New Roman"/>
+          <w:sz w:val="26"/>
+          <w:szCs w:val="26"/>
+        </w:rPr>
+        <w:t>User</w:t>
+      </w:r>
+      <w:proofErr w:type="gramEnd"/>
+      <w:r>
+        <w:rPr>
+          <w:rFonts w:ascii="Times New Roman" w:hAnsi="Times New Roman" w:cs="Times New Roman"/>
+          <w:sz w:val="26"/>
+          <w:szCs w:val="26"/>
+        </w:rPr>
+        <w:t xml:space="preserve"> can change the theme.</w:t>
       </w:r>
     </w:p>
     <w:p>
@@ -1740,7 +1782,25 @@
                 <w:sz w:val="26"/>
                 <w:szCs w:val="26"/>
               </w:rPr>
-              <w:t>TDI: Telemetry + Direct Input, Not yet implemented</w:t>
+              <w:t xml:space="preserve">TDI: Telemetry + Direct Input, </w:t>
+            </w:r>
+            <w:proofErr w:type="gramStart"/>
+            <w:r>
+              <w:rPr>
+                <w:rFonts w:ascii="Times New Roman" w:hAnsi="Times New Roman" w:cs="Times New Roman"/>
+                <w:sz w:val="26"/>
+                <w:szCs w:val="26"/>
+              </w:rPr>
+              <w:t>Not</w:t>
+            </w:r>
+            <w:proofErr w:type="gramEnd"/>
+            <w:r>
+              <w:rPr>
+                <w:rFonts w:ascii="Times New Roman" w:hAnsi="Times New Roman" w:cs="Times New Roman"/>
+                <w:sz w:val="26"/>
+                <w:szCs w:val="26"/>
+              </w:rPr>
+              <w:t xml:space="preserve"> yet implemented</w:t>
             </w:r>
           </w:p>
         </w:tc>
@@ -2094,7 +2154,43 @@
                 <w:sz w:val="26"/>
                 <w:szCs w:val="26"/>
               </w:rPr>
-              <w:t>Lock to lock rotation. Can increase the max rotation to 7200 degree in Preferences -&gt; WheelBase -&gt; Wheel max angle</w:t>
+              <w:t xml:space="preserve">Lock to lock rotation. Can increase the max rotation to 7200 </w:t>
+            </w:r>
+            <w:proofErr w:type="gramStart"/>
+            <w:r>
+              <w:rPr>
+                <w:rFonts w:ascii="Times New Roman" w:hAnsi="Times New Roman" w:cs="Times New Roman"/>
+                <w:sz w:val="26"/>
+                <w:szCs w:val="26"/>
+              </w:rPr>
+              <w:t>degree</w:t>
+            </w:r>
+            <w:proofErr w:type="gramEnd"/>
+            <w:r>
+              <w:rPr>
+                <w:rFonts w:ascii="Times New Roman" w:hAnsi="Times New Roman" w:cs="Times New Roman"/>
+                <w:sz w:val="26"/>
+                <w:szCs w:val="26"/>
+              </w:rPr>
+              <w:t xml:space="preserve"> in Preferences -&gt; </w:t>
+            </w:r>
+            <w:proofErr w:type="spellStart"/>
+            <w:r>
+              <w:rPr>
+                <w:rFonts w:ascii="Times New Roman" w:hAnsi="Times New Roman" w:cs="Times New Roman"/>
+                <w:sz w:val="26"/>
+                <w:szCs w:val="26"/>
+              </w:rPr>
+              <w:t>WheelBase</w:t>
+            </w:r>
+            <w:proofErr w:type="spellEnd"/>
+            <w:r>
+              <w:rPr>
+                <w:rFonts w:ascii="Times New Roman" w:hAnsi="Times New Roman" w:cs="Times New Roman"/>
+                <w:sz w:val="26"/>
+                <w:szCs w:val="26"/>
+              </w:rPr>
+              <w:t xml:space="preserve"> -&gt; Wheel max angle</w:t>
             </w:r>
             <w:r>
               <w:rPr>
@@ -2222,13 +2318,23 @@
                 <w:szCs w:val="26"/>
               </w:rPr>
             </w:pPr>
-            <w:r>
-              <w:rPr>
-                <w:rFonts w:ascii="Times New Roman" w:hAnsi="Times New Roman" w:cs="Times New Roman"/>
-                <w:sz w:val="26"/>
-                <w:szCs w:val="26"/>
-              </w:rPr>
-              <w:t>Bumpstop Range</w:t>
+            <w:proofErr w:type="spellStart"/>
+            <w:r>
+              <w:rPr>
+                <w:rFonts w:ascii="Times New Roman" w:hAnsi="Times New Roman" w:cs="Times New Roman"/>
+                <w:sz w:val="26"/>
+                <w:szCs w:val="26"/>
+              </w:rPr>
+              <w:t>Bumpstop</w:t>
+            </w:r>
+            <w:proofErr w:type="spellEnd"/>
+            <w:r>
+              <w:rPr>
+                <w:rFonts w:ascii="Times New Roman" w:hAnsi="Times New Roman" w:cs="Times New Roman"/>
+                <w:sz w:val="26"/>
+                <w:szCs w:val="26"/>
+              </w:rPr>
+              <w:t xml:space="preserve"> Range</w:t>
             </w:r>
           </w:p>
         </w:tc>
@@ -2265,13 +2371,23 @@
               </w:rPr>
               <w:t xml:space="preserve">The locking force increases from 0 to maximum locking force corresponding to the steering angle to </w:t>
             </w:r>
-            <w:r>
-              <w:rPr>
-                <w:rFonts w:ascii="Times New Roman" w:hAnsi="Times New Roman" w:cs="Times New Roman"/>
-                <w:sz w:val="26"/>
-                <w:szCs w:val="26"/>
-              </w:rPr>
-              <w:t>bumpstop range</w:t>
+            <w:proofErr w:type="spellStart"/>
+            <w:r>
+              <w:rPr>
+                <w:rFonts w:ascii="Times New Roman" w:hAnsi="Times New Roman" w:cs="Times New Roman"/>
+                <w:sz w:val="26"/>
+                <w:szCs w:val="26"/>
+              </w:rPr>
+              <w:t>bumpstop</w:t>
+            </w:r>
+            <w:proofErr w:type="spellEnd"/>
+            <w:r>
+              <w:rPr>
+                <w:rFonts w:ascii="Times New Roman" w:hAnsi="Times New Roman" w:cs="Times New Roman"/>
+                <w:sz w:val="26"/>
+                <w:szCs w:val="26"/>
+              </w:rPr>
+              <w:t xml:space="preserve"> range</w:t>
             </w:r>
           </w:p>
         </w:tc>
@@ -3524,7 +3640,43 @@
                 <w:sz w:val="26"/>
                 <w:szCs w:val="26"/>
               </w:rPr>
-              <w:t>Ffb gain of each effects that game want the base simulates. See description of each effect bellow to understand what effects are.</w:t>
+              <w:t xml:space="preserve">Ffb gain of each </w:t>
+            </w:r>
+            <w:proofErr w:type="gramStart"/>
+            <w:r>
+              <w:rPr>
+                <w:rFonts w:ascii="Times New Roman" w:hAnsi="Times New Roman" w:cs="Times New Roman"/>
+                <w:sz w:val="26"/>
+                <w:szCs w:val="26"/>
+              </w:rPr>
+              <w:t>effects</w:t>
+            </w:r>
+            <w:proofErr w:type="gramEnd"/>
+            <w:r>
+              <w:rPr>
+                <w:rFonts w:ascii="Times New Roman" w:hAnsi="Times New Roman" w:cs="Times New Roman"/>
+                <w:sz w:val="26"/>
+                <w:szCs w:val="26"/>
+              </w:rPr>
+              <w:t xml:space="preserve"> that game want the base simulates. See description of each effect </w:t>
+            </w:r>
+            <w:proofErr w:type="gramStart"/>
+            <w:r>
+              <w:rPr>
+                <w:rFonts w:ascii="Times New Roman" w:hAnsi="Times New Roman" w:cs="Times New Roman"/>
+                <w:sz w:val="26"/>
+                <w:szCs w:val="26"/>
+              </w:rPr>
+              <w:t>bellow</w:t>
+            </w:r>
+            <w:proofErr w:type="gramEnd"/>
+            <w:r>
+              <w:rPr>
+                <w:rFonts w:ascii="Times New Roman" w:hAnsi="Times New Roman" w:cs="Times New Roman"/>
+                <w:sz w:val="26"/>
+                <w:szCs w:val="26"/>
+              </w:rPr>
+              <w:t xml:space="preserve"> to understand what effects are.</w:t>
             </w:r>
           </w:p>
         </w:tc>
@@ -4038,8 +4190,20 @@
                 <w:szCs w:val="26"/>
                 <w14:ligatures w14:val="standardContextual"/>
               </w:rPr>
-              <w:t>Only smooth friction  force</w:t>
-            </w:r>
+              <w:t xml:space="preserve">Only smooth </w:t>
+            </w:r>
+            <w:proofErr w:type="gramStart"/>
+            <w:r>
+              <w:rPr>
+                <w:rFonts w:ascii="Times New Roman" w:hAnsi="Times New Roman" w:cs="Times New Roman"/>
+                <w:kern w:val="2"/>
+                <w:sz w:val="26"/>
+                <w:szCs w:val="26"/>
+                <w14:ligatures w14:val="standardContextual"/>
+              </w:rPr>
+              <w:t>friction  force</w:t>
+            </w:r>
+            <w:proofErr w:type="gramEnd"/>
           </w:p>
         </w:tc>
         <w:tc>
@@ -4244,7 +4408,25 @@
           <w:sz w:val="26"/>
           <w:szCs w:val="26"/>
         </w:rPr>
-        <w:t xml:space="preserve"> profile are saved to </w:t>
+        <w:t xml:space="preserve"> profile </w:t>
+      </w:r>
+      <w:proofErr w:type="gramStart"/>
+      <w:r>
+        <w:rPr>
+          <w:rFonts w:ascii="Times New Roman" w:hAnsi="Times New Roman" w:cs="Times New Roman"/>
+          <w:sz w:val="26"/>
+          <w:szCs w:val="26"/>
+        </w:rPr>
+        <w:t>are</w:t>
+      </w:r>
+      <w:proofErr w:type="gramEnd"/>
+      <w:r>
+        <w:rPr>
+          <w:rFonts w:ascii="Times New Roman" w:hAnsi="Times New Roman" w:cs="Times New Roman"/>
+          <w:sz w:val="26"/>
+          <w:szCs w:val="26"/>
+        </w:rPr>
+        <w:t xml:space="preserve"> saved to </w:t>
       </w:r>
       <w:r>
         <w:rPr>
@@ -4830,38 +5012,6 @@
           <w:szCs w:val="26"/>
         </w:rPr>
       </w:pPr>
-      <w:r>
-        <w:rPr>
-          <w:rFonts w:ascii="Times New Roman" w:hAnsi="Times New Roman" w:cs="Times New Roman"/>
-          <w:sz w:val="26"/>
-          <w:szCs w:val="26"/>
-        </w:rPr>
-        <w:t>User can active Telemetry setting by press CTRL+T</w:t>
-      </w:r>
-      <w:r>
-        <w:rPr>
-          <w:rFonts w:ascii="Times New Roman" w:hAnsi="Times New Roman" w:cs="Times New Roman"/>
-          <w:sz w:val="26"/>
-          <w:szCs w:val="26"/>
-        </w:rPr>
-        <w:t xml:space="preserve"> (</w:t>
-      </w:r>
-      <w:r>
-        <w:rPr>
-          <w:rFonts w:ascii="Times New Roman" w:hAnsi="Times New Roman" w:cs="Times New Roman"/>
-          <w:sz w:val="26"/>
-          <w:szCs w:val="26"/>
-        </w:rPr>
-        <w:t>For iRacing, set irsdkLog360Hz=1 in file app.ini which is located in C:/Users/&lt;account&gt;/Documents/iRacing folder</w:t>
-      </w:r>
-      <w:r>
-        <w:rPr>
-          <w:rFonts w:ascii="Times New Roman" w:hAnsi="Times New Roman" w:cs="Times New Roman"/>
-          <w:sz w:val="26"/>
-          <w:szCs w:val="26"/>
-        </w:rPr>
-        <w:t>)</w:t>
-      </w:r>
     </w:p>
     <w:p>
       <w:pPr>
@@ -4883,7 +5033,83 @@
           <w:sz w:val="26"/>
           <w:szCs w:val="26"/>
         </w:rPr>
-        <w:t>Telemetry is being developed. If it is complicated for you, pls use Direct Input. It works out of the box.</w:t>
+        <w:t xml:space="preserve">Active 360hz </w:t>
+      </w:r>
+      <w:proofErr w:type="gramStart"/>
+      <w:r>
+        <w:rPr>
+          <w:rFonts w:ascii="Times New Roman" w:hAnsi="Times New Roman" w:cs="Times New Roman"/>
+          <w:sz w:val="26"/>
+          <w:szCs w:val="26"/>
+        </w:rPr>
+        <w:t>For</w:t>
+      </w:r>
+      <w:proofErr w:type="gramEnd"/>
+      <w:r>
+        <w:rPr>
+          <w:rFonts w:ascii="Times New Roman" w:hAnsi="Times New Roman" w:cs="Times New Roman"/>
+          <w:sz w:val="26"/>
+          <w:szCs w:val="26"/>
+        </w:rPr>
+        <w:t xml:space="preserve"> iRacing</w:t>
+      </w:r>
+      <w:r>
+        <w:rPr>
+          <w:rFonts w:ascii="Times New Roman" w:hAnsi="Times New Roman" w:cs="Times New Roman"/>
+          <w:sz w:val="26"/>
+          <w:szCs w:val="26"/>
+        </w:rPr>
+        <w:t xml:space="preserve"> game:</w:t>
+      </w:r>
+      <w:r>
+        <w:rPr>
+          <w:rFonts w:ascii="Times New Roman" w:hAnsi="Times New Roman" w:cs="Times New Roman"/>
+          <w:sz w:val="26"/>
+          <w:szCs w:val="26"/>
+        </w:rPr>
+        <w:t xml:space="preserve"> set irsdkLog360Hz=1 in file app.ini which </w:t>
+      </w:r>
+      <w:proofErr w:type="gramStart"/>
+      <w:r>
+        <w:rPr>
+          <w:rFonts w:ascii="Times New Roman" w:hAnsi="Times New Roman" w:cs="Times New Roman"/>
+          <w:sz w:val="26"/>
+          <w:szCs w:val="26"/>
+        </w:rPr>
+        <w:t>is</w:t>
+      </w:r>
+      <w:r>
+        <w:rPr>
+          <w:rFonts w:ascii="Times New Roman" w:hAnsi="Times New Roman" w:cs="Times New Roman"/>
+          <w:sz w:val="26"/>
+          <w:szCs w:val="26"/>
+        </w:rPr>
+        <w:t xml:space="preserve"> </w:t>
+      </w:r>
+      <w:r>
+        <w:rPr>
+          <w:rFonts w:ascii="Times New Roman" w:hAnsi="Times New Roman" w:cs="Times New Roman"/>
+          <w:sz w:val="26"/>
+          <w:szCs w:val="26"/>
+        </w:rPr>
+        <w:t>located in</w:t>
+      </w:r>
+      <w:proofErr w:type="gramEnd"/>
+      <w:r>
+        <w:rPr>
+          <w:rFonts w:ascii="Times New Roman" w:hAnsi="Times New Roman" w:cs="Times New Roman"/>
+          <w:sz w:val="26"/>
+          <w:szCs w:val="26"/>
+        </w:rPr>
+        <w:t xml:space="preserve"> C:/Users/&lt;account&gt;/Documents/iRacing folder</w:t>
+      </w:r>
+      <w:r>
+        <w:rPr>
+          <w:rFonts w:ascii="Times New Roman" w:hAnsi="Times New Roman" w:cs="Times New Roman"/>
+          <w:sz w:val="26"/>
+          <w:szCs w:val="26"/>
+        </w:rPr>
+        <w:t>.</w:t>
       </w:r>
     </w:p>
     <w:p>
@@ -4906,6 +5132,326 @@
           <w:sz w:val="26"/>
           <w:szCs w:val="26"/>
         </w:rPr>
+        <w:t>Active telemetry for RF2/LMU:</w:t>
+      </w:r>
+    </w:p>
+    <w:p>
+      <w:pPr>
+        <w:pStyle w:val="ListParagraph"/>
+        <w:jc w:val="both"/>
+        <w:rPr>
+          <w:rFonts w:ascii="Times New Roman" w:hAnsi="Times New Roman" w:cs="Times New Roman"/>
+          <w:sz w:val="26"/>
+          <w:szCs w:val="26"/>
+        </w:rPr>
+      </w:pPr>
+      <w:r>
+        <w:rPr>
+          <w:rFonts w:ascii="Times New Roman" w:hAnsi="Times New Roman" w:cs="Times New Roman"/>
+          <w:sz w:val="26"/>
+          <w:szCs w:val="26"/>
+        </w:rPr>
+        <w:t xml:space="preserve">+ Download plugin for RF2/LMU </w:t>
+      </w:r>
+    </w:p>
+    <w:p>
+      <w:pPr>
+        <w:pStyle w:val="ListParagraph"/>
+        <w:jc w:val="both"/>
+        <w:rPr>
+          <w:rFonts w:ascii="Times New Roman" w:hAnsi="Times New Roman" w:cs="Times New Roman"/>
+          <w:sz w:val="26"/>
+          <w:szCs w:val="26"/>
+        </w:rPr>
+      </w:pPr>
+      <w:hyperlink r:id="rId16" w:history="1">
+        <w:r>
+          <w:rPr>
+            <w:rStyle w:val="Hyperlink"/>
+            <w:rFonts w:ascii="Times New Roman" w:hAnsi="Times New Roman" w:cs="Times New Roman"/>
+            <w:sz w:val="26"/>
+            <w:szCs w:val="26"/>
+          </w:rPr>
+          <w:t>https://github.com/TheIronWolfModding/rF2SharedMemoryMapPlugin/releases/tag/3.7.14.2</w:t>
+        </w:r>
+      </w:hyperlink>
+    </w:p>
+    <w:p>
+      <w:pPr>
+        <w:pStyle w:val="ListParagraph"/>
+        <w:jc w:val="both"/>
+        <w:rPr>
+          <w:rFonts w:ascii="Times New Roman" w:hAnsi="Times New Roman" w:cs="Times New Roman"/>
+          <w:sz w:val="26"/>
+          <w:szCs w:val="26"/>
+        </w:rPr>
+      </w:pPr>
+      <w:r>
+        <w:rPr>
+          <w:noProof/>
+        </w:rPr>
+        <w:drawing>
+          <wp:inline distT="0" distB="0" distL="0" distR="0" wp14:anchorId="7B768247" wp14:editId="3A794DF1">
+            <wp:extent cx="5943600" cy="3357245"/>
+            <wp:effectExtent l="0" t="0" r="0" b="0"/>
+            <wp:docPr id="1528858722" name="Picture 1"/>
+            <wp:cNvGraphicFramePr>
+              <a:graphicFrameLocks xmlns:a="http://schemas.openxmlformats.org/drawingml/2006/main" noChangeAspect="1"/>
+            </wp:cNvGraphicFramePr>
+            <a:graphic xmlns:a="http://schemas.openxmlformats.org/drawingml/2006/main">
+              <a:graphicData uri="http://schemas.openxmlformats.org/drawingml/2006/picture">
+                <pic:pic xmlns:pic="http://schemas.openxmlformats.org/drawingml/2006/picture">
+                  <pic:nvPicPr>
+                    <pic:cNvPr id="1528858722" name=""/>
+                    <pic:cNvPicPr/>
+                  </pic:nvPicPr>
+                  <pic:blipFill>
+                    <a:blip r:embed="rId17"/>
+                    <a:stretch>
+                      <a:fillRect/>
+                    </a:stretch>
+                  </pic:blipFill>
+                  <pic:spPr>
+                    <a:xfrm>
+                      <a:off x="0" y="0"/>
+                      <a:ext cx="5943600" cy="3357245"/>
+                    </a:xfrm>
+                    <a:prstGeom prst="rect">
+                      <a:avLst/>
+                    </a:prstGeom>
+                  </pic:spPr>
+                </pic:pic>
+              </a:graphicData>
+            </a:graphic>
+          </wp:inline>
+        </w:drawing>
+      </w:r>
+    </w:p>
+    <w:p>
+      <w:pPr>
+        <w:pStyle w:val="ListParagraph"/>
+        <w:jc w:val="both"/>
+        <w:rPr>
+          <w:rFonts w:ascii="Times New Roman" w:hAnsi="Times New Roman" w:cs="Times New Roman"/>
+          <w:sz w:val="26"/>
+          <w:szCs w:val="26"/>
+        </w:rPr>
+      </w:pPr>
+      <w:r>
+        <w:rPr>
+          <w:rFonts w:ascii="Times New Roman" w:hAnsi="Times New Roman" w:cs="Times New Roman"/>
+          <w:sz w:val="26"/>
+          <w:szCs w:val="26"/>
+        </w:rPr>
+        <w:lastRenderedPageBreak/>
+        <w:t xml:space="preserve">Extract and put it in plugins folder of the </w:t>
+      </w:r>
+      <w:proofErr w:type="gramStart"/>
+      <w:r>
+        <w:rPr>
+          <w:rFonts w:ascii="Times New Roman" w:hAnsi="Times New Roman" w:cs="Times New Roman"/>
+          <w:sz w:val="26"/>
+          <w:szCs w:val="26"/>
+        </w:rPr>
+        <w:t>game</w:t>
+      </w:r>
+      <w:proofErr w:type="gramEnd"/>
+      <w:r>
+        <w:rPr>
+          <w:rFonts w:ascii="Times New Roman" w:hAnsi="Times New Roman" w:cs="Times New Roman"/>
+          <w:sz w:val="26"/>
+          <w:szCs w:val="26"/>
+        </w:rPr>
+        <w:t>:</w:t>
+      </w:r>
+    </w:p>
+    <w:p>
+      <w:pPr>
+        <w:pStyle w:val="ListParagraph"/>
+        <w:jc w:val="both"/>
+        <w:rPr>
+          <w:rFonts w:ascii="Times New Roman" w:hAnsi="Times New Roman" w:cs="Times New Roman"/>
+          <w:sz w:val="26"/>
+          <w:szCs w:val="26"/>
+        </w:rPr>
+      </w:pPr>
+      <w:r>
+        <w:rPr>
+          <w:noProof/>
+        </w:rPr>
+        <w:drawing>
+          <wp:inline distT="0" distB="0" distL="0" distR="0" wp14:anchorId="666312B6" wp14:editId="625EBB44">
+            <wp:extent cx="5943600" cy="1566545"/>
+            <wp:effectExtent l="0" t="0" r="0" b="0"/>
+            <wp:docPr id="835271901" name="Picture 1" descr="A screenshot of a computer&#10;&#10;AI-generated content may be incorrect."/>
+            <wp:cNvGraphicFramePr>
+              <a:graphicFrameLocks xmlns:a="http://schemas.openxmlformats.org/drawingml/2006/main" noChangeAspect="1"/>
+            </wp:cNvGraphicFramePr>
+            <a:graphic xmlns:a="http://schemas.openxmlformats.org/drawingml/2006/main">
+              <a:graphicData uri="http://schemas.openxmlformats.org/drawingml/2006/picture">
+                <pic:pic xmlns:pic="http://schemas.openxmlformats.org/drawingml/2006/picture">
+                  <pic:nvPicPr>
+                    <pic:cNvPr id="835271901" name="Picture 1" descr="A screenshot of a computer&#10;&#10;AI-generated content may be incorrect."/>
+                    <pic:cNvPicPr/>
+                  </pic:nvPicPr>
+                  <pic:blipFill>
+                    <a:blip r:embed="rId18"/>
+                    <a:stretch>
+                      <a:fillRect/>
+                    </a:stretch>
+                  </pic:blipFill>
+                  <pic:spPr>
+                    <a:xfrm>
+                      <a:off x="0" y="0"/>
+                      <a:ext cx="5943600" cy="1566545"/>
+                    </a:xfrm>
+                    <a:prstGeom prst="rect">
+                      <a:avLst/>
+                    </a:prstGeom>
+                  </pic:spPr>
+                </pic:pic>
+              </a:graphicData>
+            </a:graphic>
+          </wp:inline>
+        </w:drawing>
+      </w:r>
+    </w:p>
+    <w:p>
+      <w:pPr>
+        <w:pStyle w:val="ListParagraph"/>
+        <w:jc w:val="both"/>
+        <w:rPr>
+          <w:rFonts w:ascii="Times New Roman" w:hAnsi="Times New Roman" w:cs="Times New Roman"/>
+          <w:sz w:val="26"/>
+          <w:szCs w:val="26"/>
+        </w:rPr>
+      </w:pPr>
+      <w:r>
+        <w:rPr>
+          <w:noProof/>
+        </w:rPr>
+        <w:drawing>
+          <wp:inline distT="0" distB="0" distL="0" distR="0" wp14:anchorId="22BF5CAB" wp14:editId="72611E97">
+            <wp:extent cx="5943600" cy="2620010"/>
+            <wp:effectExtent l="0" t="0" r="0" b="8890"/>
+            <wp:docPr id="373124361" name="Picture 1" descr="A screenshot of a computer&#10;&#10;AI-generated content may be incorrect."/>
+            <wp:cNvGraphicFramePr>
+              <a:graphicFrameLocks xmlns:a="http://schemas.openxmlformats.org/drawingml/2006/main" noChangeAspect="1"/>
+            </wp:cNvGraphicFramePr>
+            <a:graphic xmlns:a="http://schemas.openxmlformats.org/drawingml/2006/main">
+              <a:graphicData uri="http://schemas.openxmlformats.org/drawingml/2006/picture">
+                <pic:pic xmlns:pic="http://schemas.openxmlformats.org/drawingml/2006/picture">
+                  <pic:nvPicPr>
+                    <pic:cNvPr id="373124361" name="Picture 1" descr="A screenshot of a computer&#10;&#10;AI-generated content may be incorrect."/>
+                    <pic:cNvPicPr/>
+                  </pic:nvPicPr>
+                  <pic:blipFill>
+                    <a:blip r:embed="rId19"/>
+                    <a:stretch>
+                      <a:fillRect/>
+                    </a:stretch>
+                  </pic:blipFill>
+                  <pic:spPr>
+                    <a:xfrm>
+                      <a:off x="0" y="0"/>
+                      <a:ext cx="5943600" cy="2620010"/>
+                    </a:xfrm>
+                    <a:prstGeom prst="rect">
+                      <a:avLst/>
+                    </a:prstGeom>
+                  </pic:spPr>
+                </pic:pic>
+              </a:graphicData>
+            </a:graphic>
+          </wp:inline>
+        </w:drawing>
+      </w:r>
+    </w:p>
+    <w:p>
+      <w:pPr>
+        <w:pStyle w:val="ListParagraph"/>
+        <w:jc w:val="both"/>
+        <w:rPr>
+          <w:rFonts w:ascii="Times New Roman" w:hAnsi="Times New Roman" w:cs="Times New Roman"/>
+          <w:sz w:val="26"/>
+          <w:szCs w:val="26"/>
+        </w:rPr>
+      </w:pPr>
+    </w:p>
+    <w:p>
+      <w:pPr>
+        <w:pStyle w:val="ListParagraph"/>
+        <w:numPr>
+          <w:ilvl w:val="0"/>
+          <w:numId w:val="4"/>
+        </w:numPr>
+        <w:jc w:val="both"/>
+        <w:rPr>
+          <w:rFonts w:ascii="Times New Roman" w:hAnsi="Times New Roman" w:cs="Times New Roman"/>
+          <w:sz w:val="26"/>
+          <w:szCs w:val="26"/>
+        </w:rPr>
+      </w:pPr>
+      <w:r>
+        <w:rPr>
+          <w:rFonts w:ascii="Times New Roman" w:hAnsi="Times New Roman" w:cs="Times New Roman"/>
+          <w:sz w:val="26"/>
+          <w:szCs w:val="26"/>
+        </w:rPr>
+        <w:t>User can active Telemetry setting by press CTRL+T</w:t>
+      </w:r>
+      <w:r>
+        <w:rPr>
+          <w:rFonts w:ascii="Times New Roman" w:hAnsi="Times New Roman" w:cs="Times New Roman"/>
+          <w:sz w:val="26"/>
+          <w:szCs w:val="26"/>
+        </w:rPr>
+        <w:t xml:space="preserve"> </w:t>
+      </w:r>
+    </w:p>
+    <w:p>
+      <w:pPr>
+        <w:pStyle w:val="ListParagraph"/>
+        <w:numPr>
+          <w:ilvl w:val="0"/>
+          <w:numId w:val="4"/>
+        </w:numPr>
+        <w:jc w:val="both"/>
+        <w:rPr>
+          <w:rFonts w:ascii="Times New Roman" w:hAnsi="Times New Roman" w:cs="Times New Roman"/>
+          <w:sz w:val="26"/>
+          <w:szCs w:val="26"/>
+        </w:rPr>
+      </w:pPr>
+      <w:r>
+        <w:rPr>
+          <w:rFonts w:ascii="Times New Roman" w:hAnsi="Times New Roman" w:cs="Times New Roman"/>
+          <w:sz w:val="26"/>
+          <w:szCs w:val="26"/>
+        </w:rPr>
+        <w:t>Telemetry is being developed. If it is complicated for you, pls use Direct Input. It works out of the box.</w:t>
+      </w:r>
+    </w:p>
+    <w:p>
+      <w:pPr>
+        <w:pStyle w:val="ListParagraph"/>
+        <w:numPr>
+          <w:ilvl w:val="0"/>
+          <w:numId w:val="4"/>
+        </w:numPr>
+        <w:jc w:val="both"/>
+        <w:rPr>
+          <w:rFonts w:ascii="Times New Roman" w:hAnsi="Times New Roman" w:cs="Times New Roman"/>
+          <w:sz w:val="26"/>
+          <w:szCs w:val="26"/>
+        </w:rPr>
+      </w:pPr>
+      <w:r>
+        <w:rPr>
+          <w:rFonts w:ascii="Times New Roman" w:hAnsi="Times New Roman" w:cs="Times New Roman"/>
+          <w:sz w:val="26"/>
+          <w:szCs w:val="26"/>
+        </w:rPr>
         <w:t>Plugin</w:t>
       </w:r>
       <w:r>
@@ -4941,7 +5487,25 @@
           <w:sz w:val="26"/>
           <w:szCs w:val="26"/>
         </w:rPr>
-        <w:t xml:space="preserve">Auto plugin automatically detects game (AC, ACC, iRacing, RF2, LMU). </w:t>
+        <w:t xml:space="preserve">Auto plugin automatically detects </w:t>
+      </w:r>
+      <w:proofErr w:type="gramStart"/>
+      <w:r>
+        <w:rPr>
+          <w:rFonts w:ascii="Times New Roman" w:hAnsi="Times New Roman" w:cs="Times New Roman"/>
+          <w:sz w:val="26"/>
+          <w:szCs w:val="26"/>
+        </w:rPr>
+        <w:t>game</w:t>
+      </w:r>
+      <w:proofErr w:type="gramEnd"/>
+      <w:r>
+        <w:rPr>
+          <w:rFonts w:ascii="Times New Roman" w:hAnsi="Times New Roman" w:cs="Times New Roman"/>
+          <w:sz w:val="26"/>
+          <w:szCs w:val="26"/>
+        </w:rPr>
+        <w:t xml:space="preserve"> (AC, ACC, iRacing, RF2, LMU). </w:t>
       </w:r>
     </w:p>
     <w:p>
@@ -4968,7 +5532,25 @@
           <w:sz w:val="26"/>
           <w:szCs w:val="26"/>
         </w:rPr>
-        <w:t>AC/ACC plugin can use for ACE</w:t>
+        <w:t xml:space="preserve">AC/ACC plugin can </w:t>
+      </w:r>
+      <w:proofErr w:type="gramStart"/>
+      <w:r>
+        <w:rPr>
+          <w:rFonts w:ascii="Times New Roman" w:hAnsi="Times New Roman" w:cs="Times New Roman"/>
+          <w:sz w:val="26"/>
+          <w:szCs w:val="26"/>
+        </w:rPr>
+        <w:t>use</w:t>
+      </w:r>
+      <w:proofErr w:type="gramEnd"/>
+      <w:r>
+        <w:rPr>
+          <w:rFonts w:ascii="Times New Roman" w:hAnsi="Times New Roman" w:cs="Times New Roman"/>
+          <w:sz w:val="26"/>
+          <w:szCs w:val="26"/>
+        </w:rPr>
+        <w:t xml:space="preserve"> for ACE</w:t>
       </w:r>
     </w:p>
     <w:p>
@@ -4989,13 +5571,79 @@
         </w:rPr>
         <w:t xml:space="preserve">+ </w:t>
       </w:r>
-      <w:r>
-        <w:rPr>
-          <w:rFonts w:ascii="Times New Roman" w:hAnsi="Times New Roman" w:cs="Times New Roman"/>
-          <w:sz w:val="26"/>
-          <w:szCs w:val="26"/>
-        </w:rPr>
-        <w:t>RaceRoom plugin can use for raceroom but not stable to get data from RaceRoom.</w:t>
+      <w:proofErr w:type="spellStart"/>
+      <w:r>
+        <w:rPr>
+          <w:rFonts w:ascii="Times New Roman" w:hAnsi="Times New Roman" w:cs="Times New Roman"/>
+          <w:sz w:val="26"/>
+          <w:szCs w:val="26"/>
+        </w:rPr>
+        <w:t>RaceRoom</w:t>
+      </w:r>
+      <w:proofErr w:type="spellEnd"/>
+      <w:r>
+        <w:rPr>
+          <w:rFonts w:ascii="Times New Roman" w:hAnsi="Times New Roman" w:cs="Times New Roman"/>
+          <w:sz w:val="26"/>
+          <w:szCs w:val="26"/>
+        </w:rPr>
+        <w:t xml:space="preserve"> plugin can </w:t>
+      </w:r>
+      <w:proofErr w:type="gramStart"/>
+      <w:r>
+        <w:rPr>
+          <w:rFonts w:ascii="Times New Roman" w:hAnsi="Times New Roman" w:cs="Times New Roman"/>
+          <w:sz w:val="26"/>
+          <w:szCs w:val="26"/>
+        </w:rPr>
+        <w:t>use</w:t>
+      </w:r>
+      <w:proofErr w:type="gramEnd"/>
+      <w:r>
+        <w:rPr>
+          <w:rFonts w:ascii="Times New Roman" w:hAnsi="Times New Roman" w:cs="Times New Roman"/>
+          <w:sz w:val="26"/>
+          <w:szCs w:val="26"/>
+        </w:rPr>
+        <w:t xml:space="preserve"> for </w:t>
+      </w:r>
+      <w:proofErr w:type="spellStart"/>
+      <w:proofErr w:type="gramStart"/>
+      <w:r>
+        <w:rPr>
+          <w:rFonts w:ascii="Times New Roman" w:hAnsi="Times New Roman" w:cs="Times New Roman"/>
+          <w:sz w:val="26"/>
+          <w:szCs w:val="26"/>
+        </w:rPr>
+        <w:t>raceroom</w:t>
+      </w:r>
+      <w:proofErr w:type="spellEnd"/>
+      <w:proofErr w:type="gramEnd"/>
+      <w:r>
+        <w:rPr>
+          <w:rFonts w:ascii="Times New Roman" w:hAnsi="Times New Roman" w:cs="Times New Roman"/>
+          <w:sz w:val="26"/>
+          <w:szCs w:val="26"/>
+        </w:rPr>
+        <w:t xml:space="preserve"> but not stable to get data from </w:t>
+      </w:r>
+      <w:proofErr w:type="spellStart"/>
+      <w:r>
+        <w:rPr>
+          <w:rFonts w:ascii="Times New Roman" w:hAnsi="Times New Roman" w:cs="Times New Roman"/>
+          <w:sz w:val="26"/>
+          <w:szCs w:val="26"/>
+        </w:rPr>
+        <w:t>RaceRoom</w:t>
+      </w:r>
+      <w:proofErr w:type="spellEnd"/>
+      <w:r>
+        <w:rPr>
+          <w:rFonts w:ascii="Times New Roman" w:hAnsi="Times New Roman" w:cs="Times New Roman"/>
+          <w:sz w:val="26"/>
+          <w:szCs w:val="26"/>
+        </w:rPr>
+        <w:t>.</w:t>
       </w:r>
     </w:p>
     <w:p>
@@ -5032,7 +5680,7 @@
                     <pic:cNvPicPr/>
                   </pic:nvPicPr>
                   <pic:blipFill>
-                    <a:blip r:embed="rId16"/>
+                    <a:blip r:embed="rId20"/>
                     <a:stretch>
                       <a:fillRect/>
                     </a:stretch>
@@ -5151,7 +5799,25 @@
           <w:sz w:val="26"/>
           <w:szCs w:val="26"/>
         </w:rPr>
-        <w:t>Force Reduction Factor: the lowest force will be reduced to.</w:t>
+        <w:t xml:space="preserve">Force Reduction Factor: the lowest force will be reduced </w:t>
+      </w:r>
+      <w:proofErr w:type="gramStart"/>
+      <w:r>
+        <w:rPr>
+          <w:rFonts w:ascii="Times New Roman" w:hAnsi="Times New Roman" w:cs="Times New Roman"/>
+          <w:sz w:val="26"/>
+          <w:szCs w:val="26"/>
+        </w:rPr>
+        <w:t>to</w:t>
+      </w:r>
+      <w:proofErr w:type="gramEnd"/>
+      <w:r>
+        <w:rPr>
+          <w:rFonts w:ascii="Times New Roman" w:hAnsi="Times New Roman" w:cs="Times New Roman"/>
+          <w:sz w:val="26"/>
+          <w:szCs w:val="26"/>
+        </w:rPr>
+        <w:t>.</w:t>
       </w:r>
       <w:r>
         <w:rPr>
@@ -5220,7 +5886,7 @@
                     </pic:cNvPicPr>
                   </pic:nvPicPr>
                   <pic:blipFill>
-                    <a:blip r:embed="rId17">
+                    <a:blip r:embed="rId21">
                       <a:extLst>
                         <a:ext uri="{28A0092B-C50C-407E-A947-70E740481C1C}">
                           <a14:useLocalDpi xmlns:a14="http://schemas.microsoft.com/office/drawing/2010/main" val="0"/>
@@ -6647,13 +7313,23 @@
                 <w:szCs w:val="26"/>
               </w:rPr>
             </w:pPr>
-            <w:r>
-              <w:rPr>
-                <w:rFonts w:ascii="Times New Roman" w:hAnsi="Times New Roman" w:cs="Times New Roman"/>
-                <w:sz w:val="26"/>
-                <w:szCs w:val="26"/>
-              </w:rPr>
-              <w:t>Mosfet temperature is high</w:t>
+            <w:proofErr w:type="spellStart"/>
+            <w:r>
+              <w:rPr>
+                <w:rFonts w:ascii="Times New Roman" w:hAnsi="Times New Roman" w:cs="Times New Roman"/>
+                <w:sz w:val="26"/>
+                <w:szCs w:val="26"/>
+              </w:rPr>
+              <w:t>Mosfet</w:t>
+            </w:r>
+            <w:proofErr w:type="spellEnd"/>
+            <w:r>
+              <w:rPr>
+                <w:rFonts w:ascii="Times New Roman" w:hAnsi="Times New Roman" w:cs="Times New Roman"/>
+                <w:sz w:val="26"/>
+                <w:szCs w:val="26"/>
+              </w:rPr>
+              <w:t xml:space="preserve"> temperature is high</w:t>
             </w:r>
           </w:p>
         </w:tc>
@@ -6741,13 +7417,23 @@
                 <w:szCs w:val="26"/>
               </w:rPr>
             </w:pPr>
-            <w:r>
-              <w:rPr>
-                <w:rFonts w:ascii="Times New Roman" w:hAnsi="Times New Roman" w:cs="Times New Roman"/>
-                <w:sz w:val="26"/>
-                <w:szCs w:val="26"/>
-              </w:rPr>
-              <w:t>Driver temperature is high</w:t>
+            <w:proofErr w:type="gramStart"/>
+            <w:r>
+              <w:rPr>
+                <w:rFonts w:ascii="Times New Roman" w:hAnsi="Times New Roman" w:cs="Times New Roman"/>
+                <w:sz w:val="26"/>
+                <w:szCs w:val="26"/>
+              </w:rPr>
+              <w:t>Driver</w:t>
+            </w:r>
+            <w:proofErr w:type="gramEnd"/>
+            <w:r>
+              <w:rPr>
+                <w:rFonts w:ascii="Times New Roman" w:hAnsi="Times New Roman" w:cs="Times New Roman"/>
+                <w:sz w:val="26"/>
+                <w:szCs w:val="26"/>
+              </w:rPr>
+              <w:t xml:space="preserve"> temperature is high</w:t>
             </w:r>
           </w:p>
         </w:tc>
@@ -6919,6 +7605,7 @@
         </w:rPr>
         <w:t xml:space="preserve">2.1. </w:t>
       </w:r>
+      <w:proofErr w:type="gramStart"/>
       <w:r>
         <w:rPr>
           <w:rFonts w:ascii="Times New Roman" w:hAnsi="Times New Roman" w:cs="Times New Roman"/>
@@ -6930,6 +7617,7 @@
         </w:rPr>
         <w:t>Effects description</w:t>
       </w:r>
+      <w:proofErr w:type="gramEnd"/>
     </w:p>
     <w:tbl>
       <w:tblPr>
@@ -7101,7 +7789,7 @@
                           <pic:cNvPicPr/>
                         </pic:nvPicPr>
                         <pic:blipFill>
-                          <a:blip r:embed="rId18"/>
+                          <a:blip r:embed="rId22"/>
                           <a:stretch>
                             <a:fillRect/>
                           </a:stretch>
@@ -7812,13 +8500,23 @@
           <w:szCs w:val="26"/>
         </w:rPr>
       </w:pPr>
-      <w:r>
-        <w:rPr>
-          <w:rFonts w:ascii="Times New Roman" w:hAnsi="Times New Roman" w:cs="Times New Roman"/>
-          <w:sz w:val="26"/>
-          <w:szCs w:val="26"/>
-        </w:rPr>
-        <w:t>Depends on each game user can increase/decrease gain of each force</w:t>
+      <w:proofErr w:type="gramStart"/>
+      <w:r>
+        <w:rPr>
+          <w:rFonts w:ascii="Times New Roman" w:hAnsi="Times New Roman" w:cs="Times New Roman"/>
+          <w:sz w:val="26"/>
+          <w:szCs w:val="26"/>
+        </w:rPr>
+        <w:t>Depends</w:t>
+      </w:r>
+      <w:proofErr w:type="gramEnd"/>
+      <w:r>
+        <w:rPr>
+          <w:rFonts w:ascii="Times New Roman" w:hAnsi="Times New Roman" w:cs="Times New Roman"/>
+          <w:sz w:val="26"/>
+          <w:szCs w:val="26"/>
+        </w:rPr>
+        <w:t xml:space="preserve"> on each game user can increase/decrease gain of each force</w:t>
       </w:r>
     </w:p>
     <w:p>
@@ -7972,8 +8670,18 @@
                 <w:sz w:val="26"/>
                 <w:szCs w:val="26"/>
               </w:rPr>
-              <w:t>AC/ACC/iRacing</w:t>
-            </w:r>
+              <w:t>AC/ACC/</w:t>
+            </w:r>
+            <w:proofErr w:type="gramStart"/>
+            <w:r>
+              <w:rPr>
+                <w:rFonts w:ascii="Times New Roman" w:hAnsi="Times New Roman" w:cs="Times New Roman"/>
+                <w:sz w:val="26"/>
+                <w:szCs w:val="26"/>
+              </w:rPr>
+              <w:t>iRacing</w:t>
+            </w:r>
+            <w:proofErr w:type="gramEnd"/>
             <w:r>
               <w:rPr>
                 <w:rFonts w:ascii="Times New Roman" w:hAnsi="Times New Roman" w:cs="Times New Roman"/>
@@ -8258,6 +8966,7 @@
                 <w:szCs w:val="26"/>
               </w:rPr>
             </w:pPr>
+            <w:proofErr w:type="spellStart"/>
             <w:r>
               <w:rPr>
                 <w:rFonts w:ascii="Times New Roman" w:hAnsi="Times New Roman" w:cs="Times New Roman"/>
@@ -8266,6 +8975,7 @@
               </w:rPr>
               <w:t>Raceroom</w:t>
             </w:r>
+            <w:proofErr w:type="spellEnd"/>
           </w:p>
         </w:tc>
         <w:tc>
@@ -8637,7 +9347,15 @@
         <w:jc w:val="both"/>
       </w:pPr>
       <w:r>
-        <w:t>If software is crash. Send me bugreport.txt via discord channel</w:t>
+        <w:t xml:space="preserve">If software </w:t>
+      </w:r>
+      <w:proofErr w:type="gramStart"/>
+      <w:r>
+        <w:t>is crash</w:t>
+      </w:r>
+      <w:proofErr w:type="gramEnd"/>
+      <w:r>
+        <w:t>. Send me bugreport.txt via discord channel</w:t>
       </w:r>
     </w:p>
     <w:p>
@@ -8665,7 +9383,7 @@
                     <pic:cNvPicPr/>
                   </pic:nvPicPr>
                   <pic:blipFill>
-                    <a:blip r:embed="rId19"/>
+                    <a:blip r:embed="rId23"/>
                     <a:stretch>
                       <a:fillRect/>
                     </a:stretch>
@@ -8692,7 +9410,15 @@
         <w:jc w:val="both"/>
       </w:pPr>
       <w:r>
-        <w:t xml:space="preserve">Other issues, you can send messages in discord channel.  </w:t>
+        <w:t xml:space="preserve">Other issues, you can send messages </w:t>
+      </w:r>
+      <w:proofErr w:type="gramStart"/>
+      <w:r>
+        <w:t>in</w:t>
+      </w:r>
+      <w:proofErr w:type="gramEnd"/>
+      <w:r>
+        <w:t xml:space="preserve"> discord channel.  </w:t>
       </w:r>
     </w:p>
     <w:p>
@@ -10199,6 +10925,29 @@
       </w:tblBorders>
     </w:tblPr>
   </w:style>
+  <w:style w:type="character" w:styleId="Hyperlink">
+    <w:name w:val="Hyperlink"/>
+    <w:basedOn w:val="DefaultParagraphFont"/>
+    <w:uiPriority w:val="99"/>
+    <w:unhideWhenUsed/>
+    <w:rsid w:val="007300AF"/>
+    <w:rPr>
+      <w:color w:val="467886" w:themeColor="hyperlink"/>
+      <w:u w:val="single"/>
+    </w:rPr>
+  </w:style>
+  <w:style w:type="character" w:styleId="UnresolvedMention">
+    <w:name w:val="Unresolved Mention"/>
+    <w:basedOn w:val="DefaultParagraphFont"/>
+    <w:uiPriority w:val="99"/>
+    <w:semiHidden/>
+    <w:unhideWhenUsed/>
+    <w:rsid w:val="007300AF"/>
+    <w:rPr>
+      <w:color w:val="605E5C"/>
+      <w:shd w:val="clear" w:color="auto" w:fill="E1DFDD"/>
+    </w:rPr>
+  </w:style>
 </w:styles>
 </file>
 
